--- a/chapters/package-versions-handout.docx
+++ b/chapters/package-versions-handout.docx
@@ -64,8 +64,19 @@
       <w:r>
         <w:t xml:space="preserve"> </w:t>
       </w:r>
+      <w:hyperlink w:anchor="tbl-renv-package-versions">
+        <w:r>
+          <w:rPr>
+            <w:rStyle w:val="Hyperlink"/>
+          </w:rPr>
+          <w:t xml:space="preserve">Table 1</w:t>
+        </w:r>
+      </w:hyperlink>
       <w:r>
-        <w:t xml:space="preserve">The table below is generated directly from the lockfile.</w:t>
+        <w:t xml:space="preserve"> </w:t>
+      </w:r>
+      <w:r>
+        <w:t xml:space="preserve">is generated directly from the lockfile.</w:t>
       </w:r>
     </w:p>
     <w:tbl>

--- a/chapters/package-versions-handout.docx
+++ b/chapters/package-versions-handout.docx
@@ -2810,20 +2810,20 @@
                     <w:jc w:val="center"/>
                   </w:pPr>
                   <w:r>
-                    <w:t xml:space="preserve">0.3.2.9001</w:t>
-                  </w:r>
-                </w:p>
-              </w:tc>
-              <w:tc>
-                <w:tcPr/>
-                <w:p>
-                  <w:pPr>
-                    <w:pStyle w:val="Compact"/>
-                    <w:jc w:val="left"/>
-                    <w:jc w:val="center"/>
-                  </w:pPr>
-                  <w:r>
-                    <w:t xml:space="preserve">GitHub</w:t>
+                    <w:t xml:space="preserve">0.3.4</w:t>
+                  </w:r>
+                </w:p>
+              </w:tc>
+              <w:tc>
+                <w:tcPr/>
+                <w:p>
+                  <w:pPr>
+                    <w:pStyle w:val="Compact"/>
+                    <w:jc w:val="left"/>
+                    <w:jc w:val="center"/>
+                  </w:pPr>
+                  <w:r>
+                    <w:t xml:space="preserve">Repository</w:t>
                   </w:r>
                 </w:p>
               </w:tc>
@@ -3957,7 +3957,7 @@
                     <w:jc w:val="center"/>
                   </w:pPr>
                   <w:r>
-                    <w:t xml:space="preserve">GitHub</w:t>
+                    <w:t xml:space="preserve">Repository</w:t>
                   </w:r>
                 </w:p>
               </w:tc>
@@ -7130,20 +7130,20 @@
                     <w:jc w:val="center"/>
                   </w:pPr>
                   <w:r>
-                    <w:t xml:space="preserve">2.5.0.9004</w:t>
-                  </w:r>
-                </w:p>
-              </w:tc>
-              <w:tc>
-                <w:tcPr/>
-                <w:p>
-                  <w:pPr>
-                    <w:pStyle w:val="Compact"/>
-                    <w:jc w:val="left"/>
-                    <w:jc w:val="center"/>
-                  </w:pPr>
-                  <w:r>
-                    <w:t xml:space="preserve">GitHub</w:t>
+                    <w:t xml:space="preserve">2.5.1</w:t>
+                  </w:r>
+                </w:p>
+              </w:tc>
+              <w:tc>
+                <w:tcPr/>
+                <w:p>
+                  <w:pPr>
+                    <w:pStyle w:val="Compact"/>
+                    <w:jc w:val="left"/>
+                    <w:jc w:val="center"/>
+                  </w:pPr>
+                  <w:r>
+                    <w:t xml:space="preserve">Repository</w:t>
                   </w:r>
                 </w:p>
               </w:tc>
@@ -10262,20 +10262,20 @@
                     <w:jc w:val="center"/>
                   </w:pPr>
                   <w:r>
-                    <w:t xml:space="preserve">0.9.5.9000</w:t>
-                  </w:r>
-                </w:p>
-              </w:tc>
-              <w:tc>
-                <w:tcPr/>
-                <w:p>
-                  <w:pPr>
-                    <w:pStyle w:val="Compact"/>
-                    <w:jc w:val="left"/>
-                    <w:jc w:val="center"/>
-                  </w:pPr>
-                  <w:r>
-                    <w:t xml:space="preserve">GitHub</w:t>
+                    <w:t xml:space="preserve">0.11.1</w:t>
+                  </w:r>
+                </w:p>
+              </w:tc>
+              <w:tc>
+                <w:tcPr/>
+                <w:p>
+                  <w:pPr>
+                    <w:pStyle w:val="Compact"/>
+                    <w:jc w:val="left"/>
+                    <w:jc w:val="center"/>
+                  </w:pPr>
+                  <w:r>
+                    <w:t xml:space="preserve">Repository</w:t>
                   </w:r>
                 </w:p>
               </w:tc>
